--- a/companies/hollowell-ip/Engagements/Middleton, Sullivan and Wiley/2020.09.17 - Status Report - Middleton, Sullivan and Wiley v2 FINAL.docx
+++ b/companies/hollowell-ip/Engagements/Middleton, Sullivan and Wiley/2020.09.17 - Status Report - Middleton, Sullivan and Wiley v2 FINAL.docx
@@ -3,10 +3,21 @@
 <w:document xmlns:wpc="http://schemas.microsoft.com/office/word/2010/wordprocessingCanvas" xmlns:mo="http://schemas.microsoft.com/office/mac/office/2008/main" xmlns:mc="http://schemas.openxmlformats.org/markup-compatibility/2006" xmlns:mv="urn:schemas-microsoft-com:mac:vml" xmlns:o="urn:schemas-microsoft-com:office:office" xmlns:r="http://schemas.openxmlformats.org/officeDocument/2006/relationships" xmlns:m="http://schemas.openxmlformats.org/officeDocument/2006/math" xmlns:v="urn:schemas-microsoft-com:vml" xmlns:wp14="http://schemas.microsoft.com/office/word/2010/wordprocessingDrawing" xmlns:wp="http://schemas.openxmlformats.org/drawingml/2006/wordprocessingDrawing" xmlns:w10="urn:schemas-microsoft-com:office:word" xmlns:w="http://schemas.openxmlformats.org/wordprocessingml/2006/main" xmlns:w14="http://schemas.microsoft.com/office/word/2010/wordml" xmlns:wpg="http://schemas.microsoft.com/office/word/2010/wordprocessingGroup" xmlns:wpi="http://schemas.microsoft.com/office/word/2010/wordprocessingInk" xmlns:wne="http://schemas.microsoft.com/office/word/2006/wordml" xmlns:wps="http://schemas.microsoft.com/office/word/2010/wordprocessingShape" mc:Ignorable="w14 wp14">
   <w:body>
     <w:p>
+      <w:pPr>
+        <w:pStyle w:val="Heading1"/>
+      </w:pPr>
       <w:r>
-        <w:t>Matter: Freedom-to-Operate Analysis for Middleton, Sullivan and Wiley</w:t>
-        <w:br/>
-        <w:t>Prepared by Richard Henderson, Patent Agent, Hollowell Patent Group</w:t>
+        <w:t>Status Report: Freedom-to-Operate Analysis</w:t>
+      </w:r>
+    </w:p>
+    <w:p>
+      <w:r>
+        <w:t>Privileged and Confidential: Attorney-Client Communication</w:t>
+      </w:r>
+    </w:p>
+    <w:p>
+      <w:r>
+        <w:t>Prepared for Middleton, Sullivan and Wiley by Richard Henderson, Patent Agent. Responsible partner: Heather Munoz.</w:t>
       </w:r>
     </w:p>
     <w:p>
@@ -14,17 +25,17 @@
         <w:pStyle w:val="Heading2"/>
       </w:pPr>
       <w:r>
-        <w:t>Where we stand</w:t>
+        <w:t>1. Where the Analysis Stands</w:t>
       </w:r>
     </w:p>
     <w:p>
       <w:r>
-        <w:t>The analysis is on schedule and inside its budget, and we have moved from searching into reading. The searches on the features Middleton, Sullivan and Wiley asked us to clear are complete, the reference set is stable, and the claim charts are underway. We have not reached any conclusion on risk yet, and I want to be plain that we will not report one until the reading behind it is finished. This report is a picture of the work, not an opinion on it.</w:t>
+        <w:t>The analysis is at its midpoint, on schedule, and within budget. Screening is finished. Claim charts for the first group of short-listed patents are drafted and are with Heather Munoz for review.</w:t>
       </w:r>
     </w:p>
     <w:p>
       <w:r>
-        <w:t>We are about at the midpoint of the engagement, and the work is where it should be for that. The searching, which is the front half, is done. The reading and the written opinion are the back half, and the reading is now underway. The families divide the work cleanly, so progress from here is countable: each family gets charted, then reviewed, then folded into the opinion.</w:t>
+        <w:t>No conclusion has been reached on any patent. Conclusions belong in the final memorandum, after partner review. Nothing in this report should be read as one.</w:t>
       </w:r>
     </w:p>
     <w:p>
@@ -32,17 +43,12 @@
         <w:pStyle w:val="Heading2"/>
       </w:pPr>
       <w:r>
-        <w:t>Completed since the last report</w:t>
+        <w:t>2. Work Completed</w:t>
       </w:r>
     </w:p>
     <w:p>
       <w:r>
-        <w:t>The searching is done for the priority families. Kelly Snyder ran the United States searches to the scope we set at the front, pulled the patents and published applications that read on the identified features, and has kept the reference set current as later searches added to it. The set is now stable enough to read against, which is the milestone this period was built around. We recorded the search terms and the classes we ran, so the coverage is on the record and can be checked, not carried in anyone's memory.</w:t>
-      </w:r>
-    </w:p>
-    <w:p>
-      <w:r>
-        <w:t>The claim reading has started. I have begun charting the claims of the first family against the product descriptions, element by element, and Heather Munoz has reviewed that first family's charts family by family, in the structured pass she runs on work of this kind. Anything in the charts that touches infringement or validity goes to her rather than being characterized by me or by Kelly Snyder, so the conclusions stay with the partner who signs them. A chart maps each element of a claim against the corresponding part of the product, so a reference either reads on the product element by element or it does not, and the chart shows which.</w:t>
+        <w:t>The following items are complete as of this report.</w:t>
       </w:r>
     </w:p>
     <w:p>
@@ -50,7 +56,7 @@
         <w:pStyle w:val="ListBullet"/>
       </w:pPr>
       <w:r>
-        <w:t>United States searches on the priority families, complete.</w:t>
+        <w:t>Search of issued patents and published applications directed at the products identified for clearance.</w:t>
       </w:r>
     </w:p>
     <w:p>
@@ -58,7 +64,7 @@
         <w:pStyle w:val="ListBullet"/>
       </w:pPr>
       <w:r>
-        <w:t>Reference set stable and current through the latest searches.</w:t>
+        <w:t>Screening of the search results in stages, ending in a short list grouped by patent family. The short list was reviewed and agreed at the working session with your team.</w:t>
       </w:r>
     </w:p>
     <w:p>
@@ -66,7 +72,7 @@
         <w:pStyle w:val="ListBullet"/>
       </w:pPr>
       <w:r>
-        <w:t>Claim charts underway, starting with the first family, element by element.</w:t>
+        <w:t>File histories obtained for every short-listed patent. Kelly Snyder has read each one for amendments and arguments that narrow how the claims can be read.</w:t>
       </w:r>
     </w:p>
     <w:p>
@@ -74,7 +80,28 @@
         <w:pStyle w:val="ListBullet"/>
       </w:pPr>
       <w:r>
-        <w:t>Partner review of the first family's charts, complete.</w:t>
+        <w:t>A watch list of pending applications, each entered on the firm's docket for regular status checks.</w:t>
+      </w:r>
+    </w:p>
+    <w:p>
+      <w:pPr>
+        <w:pStyle w:val="ListBullet"/>
+      </w:pPr>
+      <w:r>
+        <w:t>Claim charts for the first group of short-listed patents. Each chart sets every element of the independent claims beside the corresponding feature of the product, or records that the product has no such feature.</w:t>
+      </w:r>
+    </w:p>
+    <w:p>
+      <w:pPr>
+        <w:pStyle w:val="Heading3"/>
+      </w:pPr>
+      <w:r>
+        <w:t>How the Charts Are Built</w:t>
+      </w:r>
+    </w:p>
+    <w:p>
+      <w:r>
+        <w:t>Each independent claim is charted on its own, because the independent claims of one patent can differ in scope. A dependent claim is charted only where the claim it rests on appears to read on the product. Every chart cites the column and line of the specification it relies on, and the file history where an amendment or argument limits a term.</w:t>
       </w:r>
     </w:p>
     <w:p>
@@ -82,12 +109,52 @@
         <w:pStyle w:val="Heading2"/>
       </w:pPr>
       <w:r>
-        <w:t>The next stretch</w:t>
+        <w:t>3. Work for the Coming Period</w:t>
       </w:r>
     </w:p>
     <w:p>
       <w:r>
-        <w:t>Three things carry the work from here. Kelly Snyder and I finish charting the remaining families against the same scope. Heather Munoz reviews each family's charts as it comes ready, so the review runs alongside the charting instead of waiting for all of it. When the charts and the reviews are complete, Heather Munoz begins the written freedom-to-operate opinion that carries the conclusions, and that opinion is the deliverable this engagement is built to produce. The opinion follows the families, states plainly what it covers and what it does not, and hedges where the record is close instead of resolving a question more firmly than the searching supports.</w:t>
+        <w:t>The order below follows the ranking agreed at the working session. The name after each item is the person responsible for it.</w:t>
+      </w:r>
+    </w:p>
+    <w:p>
+      <w:pPr>
+        <w:pStyle w:val="ListBullet"/>
+      </w:pPr>
+      <w:r>
+        <w:t>Claim charts for the remaining short-listed patents. Richard Henderson.</w:t>
+      </w:r>
+    </w:p>
+    <w:p>
+      <w:pPr>
+        <w:pStyle w:val="ListBullet"/>
+      </w:pPr>
+      <w:r>
+        <w:t>Review of prior art for any patent where every element of a claim appears to be present in the product. The purpose is to see whether a validity position is available. Richard Henderson, with Kelly Snyder.</w:t>
+      </w:r>
+    </w:p>
+    <w:p>
+      <w:pPr>
+        <w:pStyle w:val="ListBullet"/>
+      </w:pPr>
+      <w:r>
+        <w:t>Notes on design alternatives where a claim element corresponds to a feature your engineering team may be able to change. These notes will be written in engineering terms, not claim language. Richard Henderson.</w:t>
+      </w:r>
+    </w:p>
+    <w:p>
+      <w:pPr>
+        <w:pStyle w:val="ListBullet"/>
+      </w:pPr>
+      <w:r>
+        <w:t>Partner review of each chart before it is sent to you. Heather Munoz.</w:t>
+      </w:r>
+    </w:p>
+    <w:p>
+      <w:pPr>
+        <w:pStyle w:val="ListBullet"/>
+      </w:pPr>
+      <w:r>
+        <w:t>Continued status checks on the watch list. Kelly Snyder.</w:t>
       </w:r>
     </w:p>
     <w:p>
@@ -95,12 +162,17 @@
         <w:pStyle w:val="Heading2"/>
       </w:pPr>
       <w:r>
-        <w:t>Budget</w:t>
+        <w:t>4. Budget</w:t>
       </w:r>
     </w:p>
     <w:p>
       <w:r>
-        <w:t>The engagement is a fixed fee of $113,500, set at the outset so that Middleton, Sullivan and Wiley can put a question to us without watching a clock. The work is inside that fee and we expect it to stay there. The fee covers the searching, the analysis, and one written opinion; work outside it, such as an infringement or validity opinion on a single patent or an extension to markets outside the United States, we would scope and quote before starting, and none of that is in front of us now.</w:t>
+        <w:t>The engagement budget is $113,500. Time recorded to date is within the portion of the budget planned for screening and the first charts, and we do not expect to ask for a change.</w:t>
+      </w:r>
+    </w:p>
+    <w:p>
+      <w:r>
+        <w:t>The items in section 5 are the ones that could alter that. If any of them begins to affect cost, we will raise it with you before the time is spent.</w:t>
       </w:r>
     </w:p>
     <w:p>
@@ -108,17 +180,78 @@
         <w:pStyle w:val="Heading2"/>
       </w:pPr>
       <w:r>
-        <w:t>Risks and watch items</w:t>
+        <w:t>5. Risks</w:t>
       </w:r>
     </w:p>
     <w:p>
       <w:r>
-        <w:t>Two things are worth watching. The first is the product. This analysis is only as good as the descriptions it runs against, so if anything Middleton, Sullivan and Wiley is taking to market changes from what we scoped, tell us early and we will fold it in before it becomes a gap in the opinion. The second is the references that sit close. A handful of them are near enough to the claims that Heather Munoz will want a careful read rather than a quick one, and a careful read is the right call on a freedom-to-operate question.</w:t>
+        <w:t>Each risk is listed with what is being done about it.</w:t>
+      </w:r>
+    </w:p>
+    <w:p>
+      <w:pPr>
+        <w:pStyle w:val="ListBullet"/>
+      </w:pPr>
+      <w:r>
+        <w:t>Pending applications. A pending application can issue with claims broader than those published. The watch list reduces this risk but cannot remove it. The memorandum will state the date as of which it speaks.</w:t>
+      </w:r>
+    </w:p>
+    <w:p>
+      <w:pPr>
+        <w:pStyle w:val="ListBullet"/>
+      </w:pPr>
+      <w:r>
+        <w:t>Design changes. The charts are read against the product description your team confirmed. A change to a charted feature means that chart must be read again. Please tell us of a proposed change as soon as it is under consideration.</w:t>
+      </w:r>
+    </w:p>
+    <w:p>
+      <w:pPr>
+        <w:pStyle w:val="ListBullet"/>
+      </w:pPr>
+      <w:r>
+        <w:t>File history length. Some short-listed patents have long prosecution records. Kelly Snyder has flagged their review as the largest open item in the time estimate. We will report if it moves.</w:t>
+      </w:r>
+    </w:p>
+    <w:p>
+      <w:pPr>
+        <w:pStyle w:val="ListBullet"/>
+      </w:pPr>
+      <w:r>
+        <w:t>Claim terms. Some claim terms have no settled meaning. Where a term could be read more than one way, the memorandum will say so and give a view under each reading.</w:t>
+      </w:r>
+    </w:p>
+    <w:p>
+      <w:pPr>
+        <w:pStyle w:val="ListBullet"/>
+      </w:pPr>
+      <w:r>
+        <w:t>Related filings. A short-listed family may have a continuation still pending, which can issue with new claims. Any such continuation is on the watch list, and the memorandum will identify each one.</w:t>
+      </w:r>
+    </w:p>
+    <w:p>
+      <w:pPr>
+        <w:pStyle w:val="Heading2"/>
+      </w:pPr>
+      <w:r>
+        <w:t>6. Requests</w:t>
       </w:r>
     </w:p>
     <w:p>
       <w:r>
-        <w:t>On dates, the docket is current and every date tied to this matter is on it. Kelly Snyder owns that file, and nothing on this engagement is tracked in anyone's private notes. A missed date is the one mistake this firm does not absorb, so the docket is checked, not assumed.</w:t>
+        <w:t>The charts are only reliable if the product description behind them is current. Please confirm that the description approved at the working session still matches the design. Please also name an engineering contact who can answer feature questions as the remaining charts are drafted.</w:t>
+      </w:r>
+    </w:p>
+    <w:p>
+      <w:pPr>
+        <w:pStyle w:val="Heading2"/>
+      </w:pPr>
+      <w:r>
+        <w:t>7. Contacts</w:t>
+      </w:r>
+    </w:p>
+    <w:p>
+      <w:r>
+        <w:t>Questions about the search or the charts can come to me. Questions about legal conclusions should go to Heather Munoz. Kelly Snyder holds the watch list and the file histories, and can answer questions on either.</w:t>
       </w:r>
     </w:p>
     <w:sectPr>
